--- a/ieee_submission/IEEE-Transactions-upload-package/response_to_reviewers.docx
+++ b/ieee_submission/IEEE-Transactions-upload-package/response_to_reviewers.docx
@@ -1358,6 +1358,276 @@
           <w:sz w:val="21"/>
         </w:rPr>
         <w:t>All new numbers regenerate from released artifacts (recall_audit.py/.json with cached Crossref responses; power_analysis.py/.json; abstract_probe.py, abstract_probe_raw.json, abstract_probe_codes.py, abstract_probe.json; the extended codebook). Both manuscripts were rebuilt and re-verified: the consistency checker re-derives 42/88 strong, 8/22 versus 34/66 (p = 0.324), 13/22 versus 49/66 (p = 0.189), 12+3 = 15 review-labelled, and 103 = 88+5+15−15 reconciliations; text sweeps confirm every stale phrasing listed above is absent from both PDFs.</w:t>
+      </w:r>
+    </w:p>
+    <w:p>
+      <w:pPr>
+        <w:spacing w:after="120"/>
+        <w:jc w:val="both"/>
+      </w:pPr>
+      <w:r>
+        <w:rPr>
+          <w:rFonts w:ascii="Times New Roman" w:hAnsi="Times New Roman"/>
+          <w:b/>
+          <w:i w:val="0"/>
+          <w:sz w:val="22"/>
+        </w:rPr>
+        <w:t>K. Fourth-pass QA: the strong-to-weak bound, claim precision, and standards citations</w:t>
+      </w:r>
+    </w:p>
+    <w:p>
+      <w:pPr>
+        <w:spacing w:after="160"/>
+        <w:jc w:val="both"/>
+      </w:pPr>
+      <w:r>
+        <w:rPr>
+          <w:rFonts w:ascii="Times New Roman" w:hAnsi="Times New Roman"/>
+          <w:b w:val="0"/>
+          <w:i w:val="0"/>
+          <w:sz w:val="21"/>
+        </w:rPr>
+        <w:t>A fourth audit round re-examined the sensitivity design, several claim-wording issues, the corpus/subset arithmetic, and the standards citations. All changes were recomputed from the released data where numbers were involved, and both manuscript forms were updated in parallel:</w:t>
+      </w:r>
+    </w:p>
+    <w:p>
+      <w:pPr>
+        <w:spacing w:after="40"/>
+        <w:jc w:val="both"/>
+      </w:pPr>
+      <w:r>
+        <w:rPr>
+          <w:rFonts w:ascii="Times New Roman" w:hAnsi="Times New Roman"/>
+          <w:b/>
+          <w:i w:val="0"/>
+          <w:sz w:val="21"/>
+        </w:rPr>
+        <w:t>1 — The strong-to-weak scenario now uses the strong-label-specific rate, and is presented as a worst-case bound.</w:t>
+      </w:r>
+    </w:p>
+    <w:p>
+      <w:pPr>
+        <w:spacing w:after="160"/>
+        <w:jc w:val="both"/>
+      </w:pPr>
+      <w:r>
+        <w:rPr>
+          <w:rFonts w:ascii="Times New Roman" w:hAnsi="Times New Roman"/>
+          <w:b w:val="0"/>
+          <w:i w:val="0"/>
+          <w:sz w:val="21"/>
+        </w:rPr>
+        <w:t>The previous directional scenario applied the coders’ overall bucket error rate (0.37/0.27, mean 0.32) to strong labels only. That was wrong: the observed disagreements are concentrated on strong labels. Recomputed from the released gold_labels_30.csv and the two locked coder sheets, 13 of the 30 sampled papers are strong-labelled and each coder recoded 8 of those 13 weak (16 of 19 pooled disagreements are strong-label/weak-recode), a strong-label-specific rate of 0.62. The scenario now draws its flip rate from that rate (same 0.02 standard deviation, same seed and 4,000 draws): the strong-protocol count falls to about 16 of 88 (≈18%) at the observed rate, with a scenario envelope of 10–23 (11.4–26.1%), and the family contrast remains non-significant in 97.6% of draws. Because the coders worked from abstracts under a declared weak-if-unreported rule, the text now presents the scenario explicitly as a worst-case bound, not an estimate. The abstract bracket moves from “25% and 59%” to “11% and 59%”, and its wording now reads “symmetric and strong-to-weak” (there is no weak-to-strong-only scenario). The released script (sensitivity_label_noise.py) and its JSON output were updated to compute and document both rates.</w:t>
+      </w:r>
+    </w:p>
+    <w:p>
+      <w:pPr>
+        <w:spacing w:after="40"/>
+        <w:jc w:val="both"/>
+      </w:pPr>
+      <w:r>
+        <w:rPr>
+          <w:rFonts w:ascii="Times New Roman" w:hAnsi="Times New Roman"/>
+          <w:b/>
+          <w:i w:val="0"/>
+          <w:sz w:val="21"/>
+        </w:rPr>
+        <w:t>2 — The blind re-coding is no longer described as re-deriving the primary-paper assignments.</w:t>
+      </w:r>
+    </w:p>
+    <w:p>
+      <w:pPr>
+        <w:spacing w:after="160"/>
+        <w:jc w:val="both"/>
+      </w:pPr>
+      <w:r>
+        <w:rPr>
+          <w:rFonts w:ascii="Times New Roman" w:hAnsi="Times New Roman"/>
+          <w:b w:val="0"/>
+          <w:i w:val="0"/>
+          <w:sz w:val="21"/>
+        </w:rPr>
+        <w:t>Section 3.4 previously said the 30-paper blind re-coding “re-derived 25 of these primary-paper assignments independently.” The 25 of 30 is inter-coder agreement between the two blind coders on a sample that includes review-labelled papers, not agreement with the released labels (their bucket kappas against the released labels are 0.22 and 0.42, §2.5). The sentence now states exactly that: the re-coding is an abstract-level inter-coder agreement check on a sample that includes review-labelled papers, not an independent re-derivation of the assignments. The condensed version carries the same correction.</w:t>
+      </w:r>
+    </w:p>
+    <w:p>
+      <w:pPr>
+        <w:spacing w:after="40"/>
+        <w:jc w:val="both"/>
+      </w:pPr>
+      <w:r>
+        <w:rPr>
+          <w:rFonts w:ascii="Times New Roman" w:hAnsi="Times New Roman"/>
+          <w:b/>
+          <w:i w:val="0"/>
+          <w:sz w:val="21"/>
+        </w:rPr>
+        <w:t>3 — The 799/103 relationship is stated exactly, in every location.</w:t>
+      </w:r>
+    </w:p>
+    <w:p>
+      <w:pPr>
+        <w:spacing w:after="160"/>
+        <w:jc w:val="both"/>
+      </w:pPr>
+      <w:r>
+        <w:rPr>
+          <w:rFonts w:ascii="Times New Roman" w:hAnsi="Times New Roman"/>
+          <w:b w:val="0"/>
+          <w:i w:val="0"/>
+          <w:sz w:val="21"/>
+        </w:rPr>
+        <w:t>The abstracts already described the 799 as 798 records dated 2020–2026 plus one early-access record stamped 2027 (the 2019 seed sits in the 103, not the pool). Section 2.3 nonetheless opened Tier 2 with “a 103-study subset of the eligible corpus,” which is arithmetically wrong for the 5 individually retrieved seeds; it now reads “a classified subset of 103 studies — 98 drawn from the eligible pool plus 5 seed studies retrieved and verified individually,” with the same fix in the condensed Section II-A and both cover letters. One location outside the manuscripts still needs attention: the published Zenodo record’s description still reads “799 peer-reviewed journal articles (2019-2026)”; the corrected local metadata is in the deposit package, and ZENODO_UPLOAD_STEPS.md now flags the live-record edit explicitly.</w:t>
+      </w:r>
+    </w:p>
+    <w:p>
+      <w:pPr>
+        <w:spacing w:after="40"/>
+        <w:jc w:val="both"/>
+      </w:pPr>
+      <w:r>
+        <w:rPr>
+          <w:rFonts w:ascii="Times New Roman" w:hAnsi="Times New Roman"/>
+          <w:b/>
+          <w:i w:val="0"/>
+          <w:sz w:val="21"/>
+        </w:rPr>
+        <w:t>4 — The abstract no longer gives tag shares that §2.3 disclaims; the union is now computed and reported.</w:t>
+      </w:r>
+    </w:p>
+    <w:p>
+      <w:pPr>
+        <w:spacing w:after="160"/>
+        <w:jc w:val="both"/>
+      </w:pPr>
+      <w:r>
+        <w:rPr>
+          <w:rFonts w:ascii="Times New Roman" w:hAnsi="Times New Roman"/>
+          <w:b w:val="0"/>
+          <w:i w:val="0"/>
+          <w:sz w:val="21"/>
+        </w:rPr>
+        <w:t>The exact shares (20%, 17%, 13%) were dropped from both abstracts, which now name the three estimation functions and read the tags for ordering only. The previously uncomputed union behind “about half of eligible records” is now computed and reported where the per-tag baselines are given: the three estimation functions together tag 366 of the 799 records (45.8%, §3.3 extended; 46% in the condensed III-B, which already carried it), and both conclusions cite the number.</w:t>
+      </w:r>
+    </w:p>
+    <w:p>
+      <w:pPr>
+        <w:spacing w:after="40"/>
+        <w:jc w:val="both"/>
+      </w:pPr>
+      <w:r>
+        <w:rPr>
+          <w:rFonts w:ascii="Times New Roman" w:hAnsi="Times New Roman"/>
+          <w:b/>
+          <w:i w:val="0"/>
+          <w:sz w:val="21"/>
+        </w:rPr>
+        <w:t>5 — The conference-venue check no longer draws the conclusion it just disclaimed.</w:t>
+      </w:r>
+    </w:p>
+    <w:p>
+      <w:pPr>
+        <w:spacing w:after="160"/>
+        <w:jc w:val="both"/>
+      </w:pPr>
+      <w:r>
+        <w:rPr>
+          <w:rFonts w:ascii="Times New Roman" w:hAnsi="Times New Roman"/>
+          <w:b w:val="0"/>
+          <w:i w:val="0"/>
+          <w:sz w:val="21"/>
+        </w:rPr>
+        <w:t>Section 3.5 now reports that the comparison finds no evidence of a venue gap in stated validation evidence and, with eight abstracts on one side, cannot rule one out. The 25% vs. 23% percentages are dropped (raw counts kept), the “if anything, lower on the conference path” sentence is removed, and the section closes on the open question plus the reporting-standard implication for both venue types.</w:t>
+      </w:r>
+    </w:p>
+    <w:p>
+      <w:pPr>
+        <w:spacing w:after="40"/>
+        <w:jc w:val="both"/>
+      </w:pPr>
+      <w:r>
+        <w:rPr>
+          <w:rFonts w:ascii="Times New Roman" w:hAnsi="Times New Roman"/>
+          <w:b/>
+          <w:i w:val="0"/>
+          <w:sz w:val="21"/>
+        </w:rPr>
+        <w:t>6 — The conclusion now leads with the validation audit.</w:t>
+      </w:r>
+    </w:p>
+    <w:p>
+      <w:pPr>
+        <w:spacing w:after="160"/>
+        <w:jc w:val="both"/>
+      </w:pPr>
+      <w:r>
+        <w:rPr>
+          <w:rFonts w:ascii="Times New Roman" w:hAnsi="Times New Roman"/>
+          <w:b w:val="0"/>
+          <w:i w:val="0"/>
+          <w:sz w:val="21"/>
+        </w:rPr>
+        <w:t>The three conclusions are reordered: the claims-versus-evidence finding (previously third) now leads; the estimation center of gravity is second; the method-family sequence is third and explicitly scoped as a within-subset sequence with no measurable field-level rise. “Defining meta-finding” is removed from §3.2 (and “the defining finding” from the condensed §III), which now opens the paragraph with the observation itself.</w:t>
+      </w:r>
+    </w:p>
+    <w:p>
+      <w:pPr>
+        <w:spacing w:after="40"/>
+        <w:jc w:val="both"/>
+      </w:pPr>
+      <w:r>
+        <w:rPr>
+          <w:rFonts w:ascii="Times New Roman" w:hAnsi="Times New Roman"/>
+          <w:b/>
+          <w:i w:val="0"/>
+          <w:sz w:val="21"/>
+        </w:rPr>
+        <w:t>7 — Standards citations now point at the formal ECE documents, and the GB 38031-2025 wording is verified.</w:t>
+      </w:r>
+    </w:p>
+    <w:p>
+      <w:pPr>
+        <w:spacing w:after="160"/>
+        <w:jc w:val="both"/>
+      </w:pPr>
+      <w:r>
+        <w:rPr>
+          <w:rFonts w:ascii="Times New Roman" w:hAnsi="Times New Roman"/>
+          <w:b w:val="0"/>
+          <w:i w:val="0"/>
+          <w:sz w:val="21"/>
+        </w:rPr>
+        <w:t>The GTR 20 Amendment 1 citation now uses the formal working-party document ECE/TRANS/WP.29/GRSP/2026/4 (Proposal for Amendment 1 to UN GTR No. 20, submitted by the European Commission on behalf of the Informal Working Group on Electric Vehicle Safety), with the status report ECE/TRANS/WP.29/GRSP/2026/3 cited alongside it; the informal EVS-30-C01/Rev.4 symbol is gone from both manuscripts and the reference data. The status line is date-stamped to this finalization (18 October 2026): the proposal was considered at the 79th GRSP session (June 2026) and stands pending before WP.29 with adoption listed for the 17–20 November 2026 session; because the vote may have happened by the time of submission, the status line is on the pre-submission checklist. The GB 38031-2025 thermal-propagation wording in §9.4 and Table 10 was verified against the standard’s text as reported by the standards bodies and official Chinese coverage: once single-cell thermal runaway is triggered, the pack or system must neither fire nor explode throughout a two-hour observation window, a thermal-event alarm must still be issued, and smoke must not harm occupants — superseding GB 38031-2020’s criterion of an alarm at least five minutes before any fire or explosion. The previous “warning ahead of hazard” phrasing (which described the superseded 2020 logic) is corrected in both forms.</w:t>
+      </w:r>
+    </w:p>
+    <w:p>
+      <w:pPr>
+        <w:spacing w:after="40"/>
+        <w:jc w:val="both"/>
+      </w:pPr>
+      <w:r>
+        <w:rPr>
+          <w:rFonts w:ascii="Times New Roman" w:hAnsi="Times New Roman"/>
+          <w:b/>
+          <w:i w:val="0"/>
+          <w:sz w:val="21"/>
+        </w:rPr>
+        <w:t>8 — Smaller items.</w:t>
+      </w:r>
+    </w:p>
+    <w:p>
+      <w:pPr>
+        <w:spacing w:after="160"/>
+        <w:jc w:val="both"/>
+      </w:pPr>
+      <w:r>
+        <w:rPr>
+          <w:rFonts w:ascii="Times New Roman" w:hAnsi="Times New Roman"/>
+          <w:b w:val="0"/>
+          <w:i w:val="0"/>
+          <w:sz w:val="21"/>
+        </w:rPr>
+        <w:t>Table 11 now reads “First two LLM-based studies appear 2025–2026 in the subset.” Reference [10] (the IEEE Journal of Radio Frequency Identification SOC study) now carries a one-line disclosure note in both reference lists: a lithium-ion SOC estimation study published in an identification-technology venue, retained on DOI-verified method content. Section 3.1 states explicitly that no query pass was dedicated to January–May 2024 (the fetch filters put the recency pass at 1 June 2024 and end the mid-window pass in December 2023, so the hole is January–May). Year balancing is described as partial wherever it is invoked, with the subset’s per-year span of 7–22 papers stated in §3.1 (and §2.3/“partly balancing publication years,” plus the Fig. 3 caption). A formatting defect was also fixed: the extended abstract’s emphasis markers now render as italics instead of literal asterisks.</w:t>
       </w:r>
     </w:p>
     <w:p>

--- a/ieee_submission/IEEE-Transactions-upload-package/response_to_reviewers.docx
+++ b/ieee_submission/IEEE-Transactions-upload-package/response_to_reviewers.docx
@@ -1628,6 +1628,276 @@
           <w:sz w:val="21"/>
         </w:rPr>
         <w:t>Table 11 now reads “First two LLM-based studies appear 2025–2026 in the subset.” Reference [10] (the IEEE Journal of Radio Frequency Identification SOC study) now carries a one-line disclosure note in both reference lists: a lithium-ion SOC estimation study published in an identification-technology venue, retained on DOI-verified method content. Section 3.1 states explicitly that no query pass was dedicated to January–May 2024 (the fetch filters put the recency pass at 1 June 2024 and end the mid-window pass in December 2023, so the hole is January–May). Year balancing is described as partial wherever it is invoked, with the subset’s per-year span of 7–22 papers stated in §3.1 (and §2.3/“partly balancing publication years,” plus the Fig. 3 caption). A formatting defect was also fixed: the extended abstract’s emphasis markers now render as italics instead of literal asterisks.</w:t>
+      </w:r>
+    </w:p>
+    <w:p>
+      <w:pPr>
+        <w:spacing w:after="120"/>
+        <w:jc w:val="both"/>
+      </w:pPr>
+      <w:r>
+        <w:rPr>
+          <w:rFonts w:ascii="Times New Roman" w:hAnsi="Times New Roman"/>
+          <w:b/>
+          <w:i w:val="0"/>
+          <w:sz w:val="22"/>
+        </w:rPr>
+        <w:t>L. Fifth-pass QA: internal inconsistencies and presentation</w:t>
+      </w:r>
+    </w:p>
+    <w:p>
+      <w:pPr>
+        <w:spacing w:after="160"/>
+        <w:jc w:val="both"/>
+      </w:pPr>
+      <w:r>
+        <w:rPr>
+          <w:rFonts w:ascii="Times New Roman" w:hAnsi="Times New Roman"/>
+          <w:b w:val="0"/>
+          <w:i w:val="0"/>
+          <w:sz w:val="21"/>
+        </w:rPr>
+        <w:t>A fifth audit round fixed seven internal inconsistencies (four of them arithmetic or corpus-data mismatches) and restructured the presentation of robustness material. Every corrected count was re-derived from the released data before editing:</w:t>
+      </w:r>
+    </w:p>
+    <w:p>
+      <w:pPr>
+        <w:spacing w:after="40"/>
+        <w:jc w:val="both"/>
+      </w:pPr>
+      <w:r>
+        <w:rPr>
+          <w:rFonts w:ascii="Times New Roman" w:hAnsi="Times New Roman"/>
+          <w:b/>
+          <w:i w:val="0"/>
+          <w:sz w:val="21"/>
+        </w:rPr>
+        <w:t>1 — Screening-log row count harmonized (1,555 vs. 1,550).</w:t>
+      </w:r>
+    </w:p>
+    <w:p>
+      <w:pPr>
+        <w:spacing w:after="160"/>
+        <w:jc w:val="both"/>
+      </w:pPr>
+      <w:r>
+        <w:rPr>
+          <w:rFonts w:ascii="Times New Roman" w:hAnsi="Times New Roman"/>
+          <w:b w:val="0"/>
+          <w:i w:val="0"/>
+          <w:sz w:val="21"/>
+        </w:rPr>
+        <w:t>The released screening_log.csv carries 1,555 rows: the 1,550 retrieved records plus the five individually retrieved seeds. Section 2.6 previously said “1,555 per-record decisions” while Section 2.3 and the Fig. 2 caption said “all 1,550 screening decisions.” All three locations (and the two parallel spots in the short version) now use the same phrasing: the log carries 1,555 rows — the 1,550 retrieved records plus the five individually retrieved seeds.</w:t>
+      </w:r>
+    </w:p>
+    <w:p>
+      <w:pPr>
+        <w:spacing w:after="40"/>
+        <w:jc w:val="both"/>
+      </w:pPr>
+      <w:r>
+        <w:rPr>
+          <w:rFonts w:ascii="Times New Roman" w:hAnsi="Times New Roman"/>
+          <w:b/>
+          <w:i w:val="0"/>
+          <w:sz w:val="21"/>
+        </w:rPr>
+        <w:t>2 — Deduplication arithmetic corrected (3,000 / 2,973 / 1,423 / 1,550).</w:t>
+      </w:r>
+    </w:p>
+    <w:p>
+      <w:pPr>
+        <w:spacing w:after="160"/>
+        <w:jc w:val="both"/>
+      </w:pPr>
+      <w:r>
+        <w:rPr>
+          <w:rFonts w:ascii="Times New Roman" w:hAnsi="Times New Roman"/>
+          <w:b w:val="0"/>
+          <w:i w:val="0"/>
+          <w:sz w:val="21"/>
+        </w:rPr>
+        <w:t>The first retrieval paragraph said “3,000 retrieved records; after DOI-based deduplication (1,450 duplicates removed) 1,550 unique records remained,” but the funnel (Box 2, Fig. 2) has 2,973 records entering dedup. Both cannot be right: 3,000 − 1,450 = 1,450 counts the 27 rows dropped by the document-type, year, and title-completeness filters as if they were duplicates. The text now states the funnel exactly as the data does: 3,000 fetched rows; 2,973 after filters; 1,423 duplicates removed; 1,550 unique records. The short version was fixed in parallel.</w:t>
+      </w:r>
+    </w:p>
+    <w:p>
+      <w:pPr>
+        <w:spacing w:after="40"/>
+        <w:jc w:val="both"/>
+      </w:pPr>
+      <w:r>
+        <w:rPr>
+          <w:rFonts w:ascii="Times New Roman" w:hAnsi="Times New Roman"/>
+          <w:b/>
+          <w:i w:val="0"/>
+          <w:sz w:val="21"/>
+        </w:rPr>
+        <w:t>3 — Review-admission claim aligned with Table 3.</w:t>
+      </w:r>
+    </w:p>
+    <w:p>
+      <w:pPr>
+        <w:spacing w:after="160"/>
+        <w:jc w:val="both"/>
+      </w:pPr>
+      <w:r>
+        <w:rPr>
+          <w:rFonts w:ascii="Times New Roman" w:hAnsi="Times New Roman"/>
+          <w:b w:val="0"/>
+          <w:i w:val="0"/>
+          <w:sz w:val="21"/>
+        </w:rPr>
+        <w:t>Section 2.4 said review-only papers were “admitted only into the cross-cutting cluster, capped at 12,” but the released labels put only 5 of the 15 review-labelled papers in the cross-cutting cluster (the other 10 review the functions they survey: 4 state-estimation, 2 fault-and-safety, 2 prognostics, 1 health-estimation, 1 thermal). The criterion now reads: admitted to a cap of 12 and assigned to the function cluster each reviews, with the per-cluster counts stated and matched to the Reviews column of Table 3; the three review-type syntheses (all cross-cutting) remain coded under their dominant method family.</w:t>
+      </w:r>
+    </w:p>
+    <w:p>
+      <w:pPr>
+        <w:spacing w:after="40"/>
+        <w:jc w:val="both"/>
+      </w:pPr>
+      <w:r>
+        <w:rPr>
+          <w:rFonts w:ascii="Times New Roman" w:hAnsi="Times New Roman"/>
+          <w:b/>
+          <w:i w:val="0"/>
+          <w:sz w:val="21"/>
+        </w:rPr>
+        <w:t>4 — Thermal management no longer called “thin” in the abstract.</w:t>
+      </w:r>
+    </w:p>
+    <w:p>
+      <w:pPr>
+        <w:spacing w:after="160"/>
+        <w:jc w:val="both"/>
+      </w:pPr>
+      <w:r>
+        <w:rPr>
+          <w:rFonts w:ascii="Times New Roman" w:hAnsi="Times New Roman"/>
+          <w:b w:val="0"/>
+          <w:i w:val="0"/>
+          <w:sz w:val="21"/>
+        </w:rPr>
+        <w:t>The abstract listed thermal management among the “comparatively thin” areas for Tier-1 union shares, but Section 3.3 (and the short version’s Section III-B) shows thermal is not scarce at pool level: 99 tagged records, comparable to fault and safety (96), with the subset’s small thermal count reflecting the coding scheme and curation quotas, not field scarcity. The abstract now names only charging control, cell balancing, and vehicle- or fleet-level work as under-served, in both versions.</w:t>
+      </w:r>
+    </w:p>
+    <w:p>
+      <w:pPr>
+        <w:spacing w:after="40"/>
+        <w:jc w:val="both"/>
+      </w:pPr>
+      <w:r>
+        <w:rPr>
+          <w:rFonts w:ascii="Times New Roman" w:hAnsi="Times New Roman"/>
+          <w:b/>
+          <w:i w:val="0"/>
+          <w:sz w:val="21"/>
+        </w:rPr>
+        <w:t>5 — Inclusion window stated to match the corpus (2020–2027 stamps + one 2019 seed).</w:t>
+      </w:r>
+    </w:p>
+    <w:p>
+      <w:pPr>
+        <w:spacing w:after="160"/>
+        <w:jc w:val="both"/>
+      </w:pPr>
+      <w:r>
+        <w:rPr>
+          <w:rFonts w:ascii="Times New Roman" w:hAnsi="Times New Roman"/>
+          <w:b w:val="0"/>
+          <w:i w:val="0"/>
+          <w:sz w:val="21"/>
+        </w:rPr>
+        <w:t>Criterion (iv) previously stated “a publication year between 2019 and 2026,” which the Crossref-stamped 2027 record violates. The criterion now reads: a Crossref date-stamp of 2020–2027 at retrieval — 798 records dated 2020–2026 plus one early-access record stamped to a February 2027 issue (verified against the Crossref registry; deposited July 2026) and disclosed in Section 3.1 — with a single 2019 exception, the field-defining early-life prediction study, admitted as a forced seed. This matches Table 1’s Period row and the abstract’s composition statement.</w:t>
+      </w:r>
+    </w:p>
+    <w:p>
+      <w:pPr>
+        <w:spacing w:after="40"/>
+        <w:jc w:val="both"/>
+      </w:pPr>
+      <w:r>
+        <w:rPr>
+          <w:rFonts w:ascii="Times New Roman" w:hAnsi="Times New Roman"/>
+          <w:b/>
+          <w:i w:val="0"/>
+          <w:sz w:val="21"/>
+        </w:rPr>
+        <w:t>6 — Section 4.1 “only function” claim rescoped.</w:t>
+      </w:r>
+    </w:p>
+    <w:p>
+      <w:pPr>
+        <w:spacing w:after="160"/>
+        <w:jc w:val="both"/>
+      </w:pPr>
+      <w:r>
+        <w:rPr>
+          <w:rFonts w:ascii="Times New Roman" w:hAnsi="Times New Roman"/>
+          <w:b w:val="0"/>
+          <w:i w:val="0"/>
+          <w:sz w:val="21"/>
+        </w:rPr>
+        <w:t>Section 4.1 said SOC is “the only function where classical estimation theory and machine learning have genuinely fused,” contradicting Sections 5.4 and 8.1 (physics-informed and hybrid prognostics; physics-informed structures across functions) and the well-known particle-filter/hybrid RUL literature outside the retrieval. The claim is now subset-scoped and filter-specific: within the classified subset, SOC is where the fusion remains most durable, while the other functions hybridize mainly through physics-model priors; the particle-filter-based hybrid RUL literature is acknowledged as sitting largely outside the capped retrieval, so “only” would claim more than the corpus supports.</w:t>
+      </w:r>
+    </w:p>
+    <w:p>
+      <w:pPr>
+        <w:spacing w:after="40"/>
+        <w:jc w:val="both"/>
+      </w:pPr>
+      <w:r>
+        <w:rPr>
+          <w:rFonts w:ascii="Times New Roman" w:hAnsi="Times New Roman"/>
+          <w:b/>
+          <w:i w:val="0"/>
+          <w:sz w:val="21"/>
+        </w:rPr>
+        <w:t>7 — Conference-venue check: coverage and window boundaries disclosed.</w:t>
+      </w:r>
+    </w:p>
+    <w:p>
+      <w:pPr>
+        <w:spacing w:after="160"/>
+        <w:jc w:val="both"/>
+      </w:pPr>
+      <w:r>
+        <w:rPr>
+          <w:rFonts w:ascii="Times New Roman" w:hAnsi="Times New Roman"/>
+          <w:b w:val="0"/>
+          <w:i w:val="0"/>
+          <w:sz w:val="21"/>
+        </w:rPr>
+        <w:t>The check’s opening named CDC and IFAC as major control venues but the venue set (ACC, ECC, CCDC, APEC, VPPC, ITEC) covers neither, and the set’s window (2019–2025) starts a year earlier than the main pool’s 2020–2026. Both boundaries are now stated before the counts: the check does not include CDC or IFAC proceedings, so it probes part of the conference literature rather than censusing it; and of the 14 papers, three are dated 2019 (the venue-scoped queries carried no lower year bound) — excluding them leaves 11 papers, 6 learning-based, with unchanged hardware (2), public-dataset (2), and simulation (1) counts among the learning-based papers; only the not-stated class shrinks from three to one.</w:t>
+      </w:r>
+    </w:p>
+    <w:p>
+      <w:pPr>
+        <w:spacing w:after="40"/>
+        <w:jc w:val="both"/>
+      </w:pPr>
+      <w:r>
+        <w:rPr>
+          <w:rFonts w:ascii="Times New Roman" w:hAnsi="Times New Roman"/>
+          <w:b/>
+          <w:i w:val="0"/>
+          <w:sz w:val="21"/>
+        </w:rPr>
+        <w:t>8 — Presentation: robustness material moved to a Supplementary Material; abstract restated around three claims.</w:t>
+      </w:r>
+    </w:p>
+    <w:p>
+      <w:pPr>
+        <w:spacing w:after="160"/>
+        <w:jc w:val="both"/>
+      </w:pPr>
+      <w:r>
+        <w:rPr>
+          <w:rFonts w:ascii="Times New Roman" w:hAnsi="Times New Roman"/>
+          <w:b w:val="0"/>
+          <w:i w:val="0"/>
+          <w:sz w:val="21"/>
+        </w:rPr>
+        <w:t>The abstract was a dense block of numbers and caveats, and the hedging apparatus (Box 1 plus parentheticals throughout) made the paper repeatedly retract its own findings. The interpretation rules, the label-noise scenario derivations, the minimum-detectable-effect analysis, the recall-audit construction, and the two abstract-level probes are now consolidated in a standalone Supplementary Material (S1–S5, built by build_supplement.py and released with the repository), with one-sentence summaries and pointers left in the main text. The abstract was rewritten around three clear, defensible claims — the validation audit (8/88 online, 17/88 leak-prone splits, the two-pole data base), the no-detectable-difference physics-informed contrast (explicitly underpowered, equivalence not claimed), and the within-subset method-family stratification — with scope and robustness stated once in a single closing sentence. “With impunity” (Section 6.2) was replaced with a precise statement of what the plating-aware protocols do. The short version received the parallel arithmetic and thermal fixes but keeps its robustness summary self-contained for the venue’s page limits.</w:t>
       </w:r>
     </w:p>
     <w:p>

--- a/ieee_submission/IEEE-Transactions-upload-package/response_to_reviewers.docx
+++ b/ieee_submission/IEEE-Transactions-upload-package/response_to_reviewers.docx
@@ -1898,6 +1898,291 @@
           <w:sz w:val="21"/>
         </w:rPr>
         <w:t>The abstract was a dense block of numbers and caveats, and the hedging apparatus (Box 1 plus parentheticals throughout) made the paper repeatedly retract its own findings. The interpretation rules, the label-noise scenario derivations, the minimum-detectable-effect analysis, the recall-audit construction, and the two abstract-level probes are now consolidated in a standalone Supplementary Material (S1–S5, built by build_supplement.py and released with the repository), with one-sentence summaries and pointers left in the main text. The abstract was rewritten around three clear, defensible claims — the validation audit (8/88 online, 17/88 leak-prone splits, the two-pole data base), the no-detectable-difference physics-informed contrast (explicitly underpowered, equivalence not claimed), and the within-subset method-family stratification — with scope and robustness stated once in a single closing sentence. “With impunity” (Section 6.2) was replaced with a precise statement of what the plating-aware protocols do. The short version received the parallel arithmetic and thermal fixes but keeps its robustness summary self-contained for the venue’s page limits.</w:t>
+      </w:r>
+    </w:p>
+    <w:p>
+      <w:pPr>
+        <w:spacing w:after="120"/>
+        <w:jc w:val="both"/>
+      </w:pPr>
+      <w:r>
+        <w:rPr>
+          <w:rFonts w:ascii="Times New Roman" w:hAnsi="Times New Roman"/>
+          <w:b/>
+          <w:i w:val="0"/>
+          <w:sz w:val="22"/>
+        </w:rPr>
+        <w:t>M. Sixth-pass QA: dual-coding audit, registration, retrieval depth, and presentation</w:t>
+      </w:r>
+    </w:p>
+    <w:p>
+      <w:pPr>
+        <w:spacing w:after="160"/>
+        <w:jc w:val="both"/>
+      </w:pPr>
+      <w:r>
+        <w:rPr>
+          <w:rFonts w:ascii="Times New Roman" w:hAnsi="Times New Roman"/>
+          <w:b w:val="0"/>
+          <w:i w:val="0"/>
+          <w:sz w:val="21"/>
+        </w:rPr>
+        <w:t>A sixth audit round addressed the eight remaining points: the physics-informed phrasing, the registration deviation, the single-coder headline counts, the strong-definition blind spots, the Tier-1 tag-share conclusion, the retrieval cap, the wording gaps, and the Section 9.4 wall of text. It produced three new released analyses (an independent validation-field re-code, a retrieval-depth pilot, and a retrospective-registration package) and wording corrections in both versions:</w:t>
+      </w:r>
+    </w:p>
+    <w:p>
+      <w:pPr>
+        <w:spacing w:after="40"/>
+        <w:jc w:val="both"/>
+      </w:pPr>
+      <w:r>
+        <w:rPr>
+          <w:rFonts w:ascii="Times New Roman" w:hAnsi="Times New Roman"/>
+          <w:b/>
+          <w:i w:val="0"/>
+          <w:sz w:val="21"/>
+        </w:rPr>
+        <w:t>1 — Physics-informed phrasing now says “no detectably different”.</w:t>
+      </w:r>
+    </w:p>
+    <w:p>
+      <w:pPr>
+        <w:spacing w:after="160"/>
+        <w:jc w:val="both"/>
+      </w:pPr>
+      <w:r>
+        <w:rPr>
+          <w:rFonts w:ascii="Times New Roman" w:hAnsi="Times New Roman"/>
+          <w:b w:val="0"/>
+          <w:i w:val="0"/>
+          <w:sz w:val="21"/>
+        </w:rPr>
+        <w:t>Section 3.2 of the extended version and II-B of the condensed version previously said physics-informed papers are “validated no more stringently than others — if anything somewhat less stringently.” With p = 0.32 that direction was not defensible. Both spots now read “show no detectably different validation stringency from the others — a nominally lower strong-protocol rate that this corpus is underpowered to resolve,” matching the abstract, §3.4, and the conclusion.</w:t>
+      </w:r>
+    </w:p>
+    <w:p>
+      <w:pPr>
+        <w:spacing w:after="40"/>
+        <w:jc w:val="both"/>
+      </w:pPr>
+      <w:r>
+        <w:rPr>
+          <w:rFonts w:ascii="Times New Roman" w:hAnsi="Times New Roman"/>
+          <w:b/>
+          <w:i w:val="0"/>
+          <w:sz w:val="21"/>
+        </w:rPr>
+        <w:t>2 — Registration: retrospective OSF registration prepared and disclosed; one author action remains.</w:t>
+      </w:r>
+    </w:p>
+    <w:p>
+      <w:pPr>
+        <w:spacing w:after="160"/>
+        <w:jc w:val="both"/>
+      </w:pPr>
+      <w:r>
+        <w:rPr>
+          <w:rFonts w:ascii="Times New Roman" w:hAnsi="Times New Roman"/>
+          <w:b w:val="0"/>
+          <w:i w:val="0"/>
+          <w:sz w:val="21"/>
+        </w:rPr>
+        <w:t>A complete, ready-to-file retrospective registration of the as-conducted protocol is now released (osf_registration/: the form content and a filing checklist). Section 2.6 now discloses two structural deviations instead of three: registration is described as retrospective — filed after completion on OSF Registries, which accepts scoping reviews, disclosed as such both there and in the paper, with the as-registered content released verbatim — and the text states plainly that retrospective registration cannot serve the pre-emption function, so the released pipeline files and version history remain the primary audit trail. IMPORTANT: the 10-minute filing itself must be done from the corresponding author’s OSF account before submission (osf_registration/OSF_REGISTRATION_STEPS.md gives the field-by-field steps); the Section 2.6 sentence is written for the post-filing state, and the steps file carries the exact fallback wording should the authors decide not to file.</w:t>
+      </w:r>
+    </w:p>
+    <w:p>
+      <w:pPr>
+        <w:spacing w:after="40"/>
+        <w:jc w:val="both"/>
+      </w:pPr>
+      <w:r>
+        <w:rPr>
+          <w:rFonts w:ascii="Times New Roman" w:hAnsi="Times New Roman"/>
+          <w:b/>
+          <w:i w:val="0"/>
+          <w:sz w:val="21"/>
+        </w:rPr>
+        <w:t>3 — The headline counts now carry an independent re-code of the validation field (the largest remaining weakness, addressed at the evidence level available).</w:t>
+      </w:r>
+    </w:p>
+    <w:p>
+      <w:pPr>
+        <w:spacing w:after="160"/>
+        <w:jc w:val="both"/>
+      </w:pPr>
+      <w:r>
+        <w:rPr>
+          <w:rFonts w:ascii="Times New Roman" w:hAnsi="Times New Roman"/>
+          <w:b w:val="0"/>
+          <w:i w:val="0"/>
+          <w:sz w:val="21"/>
+        </w:rPr>
+        <w:t>Full-text dual coding of the 88 primaries by two independent human coders was not executable within this revision, so the closest defensible instrument was built and released: after the labels were frozen, an independent re-code (coder D, the AI research assistant declared in the AI-use statement) coded the validation field of all 88 primary papers from retrievable evidence — open-access full texts where available (7 papers), indexed abstracts otherwise (39) — applying the codebook’s absorbing rule and a “not reported” code where the evidence states no protocol, from locked evidence sheets before consulting the released labels. Coverage: 46 of 88 papers, 23 determinable. Results (§2.5 and §3.4 of the extended version; III-C of the condensed): 10 of the 14 determinable strong labels are confirmed; 4 are contradicted — one full-text-verified (the graph-network SOH study, 10.1016/j.est.2024.113502, trains on the first 70% of each cell’s cycles and tests on the remaining 30% of the same cells: a within-cell split coded cross-cell in the released labels), one abstract-contradicted (the ECM-to-parameter study, 10.1016/j.est.2024.113257, validates on a synthetic P2D-generated dataset), and two abstract-level evidence gaps whose full texts are paywalled; two determinable non-strong labels would be upgraded (a held-out-temperature SOC study and a NASA-to-CALCE transfer reported as a robustness check). Bucket agreement on the determinable subset is 17 of 23 (74%, κ = 0.47). No released label was altered: the re-code is an audit with an itemized discrepancy list (validation_recode.json), the two label corrections it supports are flagged as author decisions rather than silently applied, and the 42-of-88 count is now described as single full-text coding audited by an independent re-code — with its strongest challenges on record rather than latent. The AI-use declaration was extended accordingly.</w:t>
+      </w:r>
+    </w:p>
+    <w:p>
+      <w:pPr>
+        <w:spacing w:after="40"/>
+        <w:jc w:val="both"/>
+      </w:pPr>
+      <w:r>
+        <w:rPr>
+          <w:rFonts w:ascii="Times New Roman" w:hAnsi="Times New Roman"/>
+          <w:b/>
+          <w:i w:val="0"/>
+          <w:sz w:val="21"/>
+        </w:rPr>
+        <w:t>4 — What “strong” misses is now stated in the limitations.</w:t>
+      </w:r>
+    </w:p>
+    <w:p>
+      <w:pPr>
+        <w:spacing w:after="160"/>
+        <w:jc w:val="both"/>
+      </w:pPr>
+      <w:r>
+        <w:rPr>
+          <w:rFonts w:ascii="Times New Roman" w:hAnsi="Times New Roman"/>
+          <w:b w:val="0"/>
+          <w:i w:val="0"/>
+          <w:sz w:val="21"/>
+        </w:rPr>
+        <w:t>Section 2.6 (and the condensed version’s limitations paragraph) now says the taxonomy is design-only: it codes the isolation architecture of the headline validation, but not how many cells (or chemistries, or vehicles) were actually held out, whether model selection or hyper-parameter tuning touched the test set, or whether preprocessing such as feature scaling, capacity normalization, or window construction was fit on the full dataset before splitting — so a protocol coded strong can still overstate generalization when its held-out set is small or its pipeline leaks, and held-out-set sizes are rarely stated in the published texts.</w:t>
+      </w:r>
+    </w:p>
+    <w:p>
+      <w:pPr>
+        <w:spacing w:after="40"/>
+        <w:jc w:val="both"/>
+      </w:pPr>
+      <w:r>
+        <w:rPr>
+          <w:rFonts w:ascii="Times New Roman" w:hAnsi="Times New Roman"/>
+          <w:b/>
+          <w:i w:val="0"/>
+          <w:sz w:val="21"/>
+        </w:rPr>
+        <w:t>5 — The conclusion’s second finding is reframed as the retrieval’s center of gravity.</w:t>
+      </w:r>
+    </w:p>
+    <w:p>
+      <w:pPr>
+        <w:spacing w:after="160"/>
+        <w:jc w:val="both"/>
+      </w:pPr>
+      <w:r>
+        <w:rPr>
+          <w:rFonts w:ascii="Times New Roman" w:hAnsi="Times New Roman"/>
+          <w:b w:val="0"/>
+          <w:i w:val="0"/>
+          <w:sz w:val="21"/>
+        </w:rPr>
+        <w:t>The 366-of-799 (45.8%) SOC–SOH–prognostics union share is a Tier-1 query-tag share — a retrieval artifact by the paper’s own account. The conclusion of both versions now reads “the retrieval’s center of gravity is estimation … a share of what the capped retrieval and its query families surfaced, not a field-level prevalence,” the “about half” phrasing is gone from both conclusions, and §3.3 now labels the union share the retrieval’s center of gravity explicitly.</w:t>
+      </w:r>
+    </w:p>
+    <w:p>
+      <w:pPr>
+        <w:spacing w:after="40"/>
+        <w:jc w:val="both"/>
+      </w:pPr>
+      <w:r>
+        <w:rPr>
+          <w:rFonts w:ascii="Times New Roman" w:hAnsi="Times New Roman"/>
+          <w:b/>
+          <w:i w:val="0"/>
+          <w:sz w:val="21"/>
+        </w:rPr>
+        <w:t>6 — The retrieval cap is now quantified as the binding constraint, by a released pilot.</w:t>
+      </w:r>
+    </w:p>
+    <w:p>
+      <w:pPr>
+        <w:spacing w:after="160"/>
+        <w:jc w:val="both"/>
+      </w:pPr>
+      <w:r>
+        <w:rPr>
+          <w:rFonts w:ascii="Times New Roman" w:hAnsi="Times New Roman"/>
+          <w:b w:val="0"/>
+          <w:i w:val="0"/>
+          <w:sz w:val="21"/>
+        </w:rPr>
+        <w:t>A retrieval-depth pilot (retrieval_depth_pilot.py/.json) re-ran six representative query families with cursor paging to ten times the original per-pass depth, replicating the original pass windows and sort orders and pinning the registry date to the retrieval date. The six families, which contributed 253 title-gated records under the top-20 design, yield 2,319 at depth 200; 1,500 of those records are absent from the 1,550-record retrieval (1,406 after the venue screen); applying the original design’s observed cross-family overlap factor (1.46) puts the all-family net gain on the order of 5,000 additional eligible records. §2.2 of the extended version (II-A of the condensed) now states that the cap — not the registry — is the binding constraint, that the 16–17% recall figure measures a sampling decision, and that a v2 re-retrieval with cursor paging is the single highest-leverage methodological upgrade the pipeline could make. Re-running the full retrieval was not undertaken in this revision because it would rebuild the corpus and every downstream count; the pilot instead measures what that decision withholds.</w:t>
+      </w:r>
+    </w:p>
+    <w:p>
+      <w:pPr>
+        <w:spacing w:after="40"/>
+        <w:jc w:val="both"/>
+      </w:pPr>
+      <w:r>
+        <w:rPr>
+          <w:rFonts w:ascii="Times New Roman" w:hAnsi="Times New Roman"/>
+          <w:b/>
+          <w:i w:val="0"/>
+          <w:sz w:val="21"/>
+        </w:rPr>
+        <w:t>7 — Wording gaps closed: “records” and qualified re-coding language throughout.</w:t>
+      </w:r>
+    </w:p>
+    <w:p>
+      <w:pPr>
+        <w:spacing w:after="160"/>
+        <w:jc w:val="both"/>
+      </w:pPr>
+      <w:r>
+        <w:rPr>
+          <w:rFonts w:ascii="Times New Roman" w:hAnsi="Times New Roman"/>
+          <w:b w:val="0"/>
+          <w:i w:val="0"/>
+          <w:sz w:val="21"/>
+        </w:rPr>
+        <w:t>Section 1.4 and the conclusion of the extended version now say “799 records” (matching the title’s “eligible studies” and the abstract’s composition statement, with the 2027 early-access record carried in the counts), and every mention of the reliability check in the abstract, 1.4, and the conclusion of both versions now reads “blind, abstract-level 30-paper re-coding by two co-author coders” — matching §2.5’s and 2.6’s established description.</w:t>
+      </w:r>
+    </w:p>
+    <w:p>
+      <w:pPr>
+        <w:spacing w:after="40"/>
+        <w:jc w:val="both"/>
+      </w:pPr>
+      <w:r>
+        <w:rPr>
+          <w:rFonts w:ascii="Times New Roman" w:hAnsi="Times New Roman"/>
+          <w:b/>
+          <w:i w:val="0"/>
+          <w:sz w:val="21"/>
+        </w:rPr>
+        <w:t>8 — Section 9.4 is now four paragraphs; regulatory statuses re-checked against the cited documents.</w:t>
+      </w:r>
+    </w:p>
+    <w:p>
+      <w:pPr>
+        <w:spacing w:after="160"/>
+        <w:jc w:val="both"/>
+      </w:pPr>
+      <w:r>
+        <w:rPr>
+          <w:rFonts w:ascii="Times New Roman" w:hAnsi="Times New Roman"/>
+          <w:b w:val="0"/>
+          <w:i w:val="0"/>
+          <w:sz w:val="21"/>
+        </w:rPr>
+        <w:t>The section is split into an introductory sentence, a UN GTR 20 paragraph (2018 establishment; Amendment 1 status with the formal document symbols ECE/TRANS/WP.29/GRSP/2026/4 and /3, the June 2026 GRSP session, and the November 2026 WP.29 adoption listing), a GB 38031 paragraph (2020→2025 transition, the two-hour no-fire/no-explosion window, alarm and smoke requirements, bottom-impact and fast-charge tests), an ISO paragraph (26262:2018, ISO/PAS 8800:2024, ISO 21448), and the mapping/inference-rule paragraph — with no content lost. The statuses remain date-stamped 18 October 2026 and cite the formal document symbols so any reader can check them; they were compiled from those primary documents and were not independently re-verified against secondary sources in this round, so a one-click re-check immediately before submission is recommended (the GTR 20 Amendment 1 adoption decision at the 17–20 November 2026 WP.29 session is the one item most likely to move).</w:t>
+      </w:r>
+    </w:p>
+    <w:p>
+      <w:pPr>
+        <w:spacing w:after="200"/>
+        <w:jc w:val="both"/>
+      </w:pPr>
+      <w:r>
+        <w:rPr>
+          <w:rFonts w:ascii="Times New Roman" w:hAnsi="Times New Roman"/>
+          <w:b w:val="0"/>
+          <w:i/>
+          <w:sz w:val="21"/>
+        </w:rPr>
+        <w:t>All changes are machine-verified by round7_verify.py (61 checks, all passing), and the new artifacts are released with the corpus: corpus/validation_recode/ (evidence sheet, coder sheet, comparison script, itemized discrepancies), corpus/retrieval_depth_pilot.py/.json, osf_registration/, and the rebuilt manuscripts (45 pp extended, 19 pp condensed).</w:t>
       </w:r>
     </w:p>
     <w:p>
